--- a/zht/docx/241.content.docx
+++ b/zht/docx/241.content.docx
@@ -384,18 +384,12 @@
           <w:lang w:val="zh_TW" w:bidi="zh_TW"/>
         </w:rPr>
       </w:r>
-      <w:hyperlink r:id="rId13">
-        <w:r>
-          <w:rPr>
-            <w:lang w:val="zh_TW" w:bidi="zh_TW"/>
-          </w:rPr>
-          <w:rPr>
-            <w:color w:val="0000EE"/>
-            <w:u w:val="single"/>
-          </w:rPr>
-          <w:t>申命記19:19</w:t>
-        </w:r>
-      </w:hyperlink>
+      <w:r>
+        <w:rPr>
+          <w:lang w:val="zh_TW" w:bidi="zh_TW"/>
+        </w:rPr>
+        <w:t>申命記19:19</w:t>
+      </w:r>
     </w:p>
     <w:p>
       <w:pPr>
@@ -408,18 +402,12 @@
           <w:lang w:val="zh_TW" w:bidi="zh_TW"/>
         </w:rPr>
       </w:r>
-      <w:hyperlink r:id="rId14">
-        <w:r>
-          <w:rPr>
-            <w:lang w:val="zh_TW" w:bidi="zh_TW"/>
-          </w:rPr>
-          <w:rPr>
-            <w:color w:val="0000EE"/>
-            <w:u w:val="single"/>
-          </w:rPr>
-          <w:t>出埃及記20:16</w:t>
-        </w:r>
-      </w:hyperlink>
+      <w:r>
+        <w:rPr>
+          <w:lang w:val="zh_TW" w:bidi="zh_TW"/>
+        </w:rPr>
+        <w:t>出埃及記20:16</w:t>
+      </w:r>
     </w:p>
     <w:p>
       <w:pPr>
@@ -432,18 +420,12 @@
           <w:lang w:val="zh_TW" w:bidi="zh_TW"/>
         </w:rPr>
       </w:r>
-      <w:hyperlink r:id="rId15">
-        <w:r>
-          <w:rPr>
-            <w:lang w:val="zh_TW" w:bidi="zh_TW"/>
-          </w:rPr>
-          <w:rPr>
-            <w:color w:val="0000EE"/>
-            <w:u w:val="single"/>
-          </w:rPr>
-          <w:t>馬太福音15:18–20</w:t>
-        </w:r>
-      </w:hyperlink>
+      <w:r>
+        <w:rPr>
+          <w:lang w:val="zh_TW" w:bidi="zh_TW"/>
+        </w:rPr>
+        <w:t>馬太福音15:18–20</w:t>
+      </w:r>
     </w:p>
     <w:p>
       <w:pPr>
@@ -456,18 +438,12 @@
           <w:lang w:val="zh_TW" w:bidi="zh_TW"/>
         </w:rPr>
       </w:r>
-      <w:hyperlink r:id="rId16">
-        <w:r>
-          <w:rPr>
-            <w:lang w:val="zh_TW" w:bidi="zh_TW"/>
-          </w:rPr>
-          <w:rPr>
-            <w:color w:val="0000EE"/>
-            <w:u w:val="single"/>
-          </w:rPr>
-          <w:t>馬太福音19:18–19</w:t>
-        </w:r>
-      </w:hyperlink>
+      <w:r>
+        <w:rPr>
+          <w:lang w:val="zh_TW" w:bidi="zh_TW"/>
+        </w:rPr>
+        <w:t>馬太福音19:18–19</w:t>
+      </w:r>
     </w:p>
     <w:p>
       <w:pPr>
@@ -480,18 +456,12 @@
           <w:lang w:val="zh_TW" w:bidi="zh_TW"/>
         </w:rPr>
       </w:r>
-      <w:hyperlink r:id="rId17">
-        <w:r>
-          <w:rPr>
-            <w:lang w:val="zh_TW" w:bidi="zh_TW"/>
-          </w:rPr>
-          <w:rPr>
-            <w:color w:val="0000EE"/>
-            <w:u w:val="single"/>
-          </w:rPr>
-          <w:t>箴言14:5–6</w:t>
-        </w:r>
-      </w:hyperlink>
+      <w:r>
+        <w:rPr>
+          <w:lang w:val="zh_TW" w:bidi="zh_TW"/>
+        </w:rPr>
+        <w:t>箴言14:5–6</w:t>
+      </w:r>
     </w:p>
     <w:p>
       <w:pPr>
@@ -504,18 +474,12 @@
           <w:lang w:val="zh_TW" w:bidi="zh_TW"/>
         </w:rPr>
       </w:r>
-      <w:hyperlink r:id="rId18">
-        <w:r>
-          <w:rPr>
-            <w:lang w:val="zh_TW" w:bidi="zh_TW"/>
-          </w:rPr>
-          <w:rPr>
-            <w:color w:val="0000EE"/>
-            <w:u w:val="single"/>
-          </w:rPr>
-          <w:t>詩篇27:11–12</w:t>
-        </w:r>
-      </w:hyperlink>
+      <w:r>
+        <w:rPr>
+          <w:lang w:val="zh_TW" w:bidi="zh_TW"/>
+        </w:rPr>
+        <w:t>詩篇27:11–12</w:t>
+      </w:r>
     </w:p>
     <w:p>
       <w:pPr>
@@ -814,18 +778,12 @@
           <w:lang w:val="zh_TW" w:bidi="zh_TW"/>
         </w:rPr>
       </w:r>
-      <w:hyperlink r:id="rId19">
-        <w:r>
-          <w:rPr>
-            <w:lang w:val="zh_TW" w:bidi="zh_TW"/>
-          </w:rPr>
-          <w:rPr>
-            <w:color w:val="0000EE"/>
-            <w:u w:val="single"/>
-          </w:rPr>
-          <w:t>加拉太書4:3</w:t>
-        </w:r>
-      </w:hyperlink>
+      <w:r>
+        <w:rPr>
+          <w:lang w:val="zh_TW" w:bidi="zh_TW"/>
+        </w:rPr>
+        <w:t>加拉太書4:3</w:t>
+      </w:r>
     </w:p>
     <w:p>
       <w:pPr>
@@ -838,18 +796,12 @@
           <w:lang w:val="zh_TW" w:bidi="zh_TW"/>
         </w:rPr>
       </w:r>
-      <w:hyperlink r:id="rId20">
-        <w:r>
-          <w:rPr>
-            <w:lang w:val="zh_TW" w:bidi="zh_TW"/>
-          </w:rPr>
-          <w:rPr>
-            <w:color w:val="0000EE"/>
-            <w:u w:val="single"/>
-          </w:rPr>
-          <w:t>加拉太書4:24–25</w:t>
-        </w:r>
-      </w:hyperlink>
+      <w:r>
+        <w:rPr>
+          <w:lang w:val="zh_TW" w:bidi="zh_TW"/>
+        </w:rPr>
+        <w:t>加拉太書4:24–25</w:t>
+      </w:r>
     </w:p>
     <w:p>
       <w:pPr>
@@ -862,18 +814,12 @@
           <w:lang w:val="zh_TW" w:bidi="zh_TW"/>
         </w:rPr>
       </w:r>
-      <w:hyperlink r:id="rId21">
-        <w:r>
-          <w:rPr>
-            <w:lang w:val="zh_TW" w:bidi="zh_TW"/>
-          </w:rPr>
-          <w:rPr>
-            <w:color w:val="0000EE"/>
-            <w:u w:val="single"/>
-          </w:rPr>
-          <w:t>創世記15:13</w:t>
-        </w:r>
-      </w:hyperlink>
+      <w:r>
+        <w:rPr>
+          <w:lang w:val="zh_TW" w:bidi="zh_TW"/>
+        </w:rPr>
+        <w:t>創世記15:13</w:t>
+      </w:r>
     </w:p>
     <w:p>
       <w:pPr>
@@ -886,18 +832,12 @@
           <w:lang w:val="zh_TW" w:bidi="zh_TW"/>
         </w:rPr>
       </w:r>
-      <w:hyperlink r:id="rId22">
-        <w:r>
-          <w:rPr>
-            <w:lang w:val="zh_TW" w:bidi="zh_TW"/>
-          </w:rPr>
-          <w:rPr>
-            <w:color w:val="0000EE"/>
-            <w:u w:val="single"/>
-          </w:rPr>
-          <w:t>耶利米書30:8</w:t>
-        </w:r>
-      </w:hyperlink>
+      <w:r>
+        <w:rPr>
+          <w:lang w:val="zh_TW" w:bidi="zh_TW"/>
+        </w:rPr>
+        <w:t>耶利米書30:8</w:t>
+      </w:r>
     </w:p>
     <w:p>
       <w:pPr>

--- a/zht/docx/241.content.docx
+++ b/zht/docx/241.content.docx
@@ -347,19 +347,7 @@
         <w:rPr>
           <w:lang w:val="zh_TW" w:bidi="zh_TW"/>
         </w:rPr>
-        <w:t>，</w:t>
-      </w:r>
-      <w:r>
-        <w:rPr>
-          <w:lang w:val="zh_TW" w:bidi="zh_TW"/>
-        </w:rPr>
-        <w:t>真實</w:t>
-      </w:r>
-      <w:r>
-        <w:rPr>
-          <w:lang w:val="zh_TW" w:bidi="zh_TW"/>
-        </w:rPr>
-        <w:t>）</w:t>
+        <w:t>，真實）</w:t>
       </w:r>
     </w:p>
     <w:p>
